--- a/public/templates/MBCDI report SE 16-30mo_TYPICAL.docx
+++ b/public/templates/MBCDI report SE 16-30mo_TYPICAL.docx
@@ -53,6 +53,7 @@
         </w:rPr>
         <w:t xml:space="preserve">Thank you for being part of the </w:t>
       </w:r>
+      <w:proofErr w:type="gramStart"/>
       <w:r>
         <w:rPr>
           <w:rFonts w:cs="Times New Roman"/>
@@ -60,9 +61,11 @@
           <w:iCs/>
           <w:sz w:val="22"/>
           <w:szCs w:val="22"/>
+          <w:highlight w:val="yellow"/>
         </w:rPr>
         <w:t>[ ]</w:t>
       </w:r>
+      <w:proofErr w:type="gramEnd"/>
       <w:r>
         <w:rPr>
           <w:rFonts w:cs="Times New Roman"/>
@@ -231,7 +234,25 @@
           <w:sz w:val="22"/>
           <w:szCs w:val="22"/>
         </w:rPr>
-        <w:t>The report shows your child’s scores from the English and Spanish forms separately, as well as a combined score that adds together the words your child is learning in both languages. For bilingual children, this combined vocabulary score gives the best estimate of overall language development. We also include a percentile score, which compares your child’s vocabulary to that of other children the same age in the U.S. While there isn’t a perfect comparison group for Spanish-English bilingual children, research supports using the combined vocabulary score as a good estimate of language development.</w:t>
+        <w:t xml:space="preserve">The report shows your child’s scores from the English and Spanish forms separately, as well as a combined score that adds together the words your child is learning in both languages. For bilingual children, this combined vocabulary score gives the best estimate of overall language development. We also include a percentile score, which compares your child’s vocabulary to that of other children the same age in the U.S. While there isn’t a perfect comparison group for </w:t>
+      </w:r>
+      <w:proofErr w:type="gramStart"/>
+      <w:r>
+        <w:rPr>
+          <w:rFonts w:cs="Times New Roman"/>
+          <w:sz w:val="22"/>
+          <w:szCs w:val="22"/>
+        </w:rPr>
+        <w:t>Spanish-English</w:t>
+      </w:r>
+      <w:proofErr w:type="gramEnd"/>
+      <w:r>
+        <w:rPr>
+          <w:rFonts w:cs="Times New Roman"/>
+          <w:sz w:val="22"/>
+          <w:szCs w:val="22"/>
+        </w:rPr>
+        <w:t xml:space="preserve"> bilingual children, research supports using the combined vocabulary score as a good estimate of language development.</w:t>
       </w:r>
     </w:p>
     <w:p>
@@ -330,8 +351,9 @@
           <w:sz w:val="22"/>
           <w:szCs w:val="22"/>
         </w:rPr>
-        <w:t>What Does the 2</w:t>
-      </w:r>
+        <w:t xml:space="preserve">What Does </w:t>
+      </w:r>
+      <w:proofErr w:type="gramStart"/>
       <w:r>
         <w:rPr>
           <w:rFonts w:cs="Times New Roman"/>
@@ -340,7 +362,7 @@
           <w:sz w:val="22"/>
           <w:szCs w:val="22"/>
         </w:rPr>
-        <w:t>0</w:t>
+        <w:t>the 2</w:t>
       </w:r>
       <w:r>
         <w:rPr>
@@ -350,6 +372,17 @@
           <w:sz w:val="22"/>
           <w:szCs w:val="22"/>
         </w:rPr>
+        <w:t>0</w:t>
+      </w:r>
+      <w:proofErr w:type="gramEnd"/>
+      <w:r>
+        <w:rPr>
+          <w:rFonts w:cs="Times New Roman"/>
+          <w:b/>
+          <w:bCs/>
+          <w:sz w:val="22"/>
+          <w:szCs w:val="22"/>
+        </w:rPr>
         <w:t xml:space="preserve">% Threshold Mean? </w:t>
       </w:r>
       <w:r>
@@ -406,7 +439,25 @@
           <w:sz w:val="22"/>
           <w:szCs w:val="22"/>
         </w:rPr>
-        <w:t xml:space="preserve">% threshold on all key measures, meaning there is every indication that your child is learning language at a rate that is typical of their age-mates. </w:t>
+        <w:t xml:space="preserve">% threshold on all key measures, meaning there is every indication that your child is learning language at a rate that is typical of their </w:t>
+      </w:r>
+      <w:proofErr w:type="gramStart"/>
+      <w:r>
+        <w:rPr>
+          <w:rFonts w:cs="Times New Roman"/>
+          <w:sz w:val="22"/>
+          <w:szCs w:val="22"/>
+        </w:rPr>
+        <w:t>age-mates</w:t>
+      </w:r>
+      <w:proofErr w:type="gramEnd"/>
+      <w:r>
+        <w:rPr>
+          <w:rFonts w:cs="Times New Roman"/>
+          <w:sz w:val="22"/>
+          <w:szCs w:val="22"/>
+        </w:rPr>
+        <w:t xml:space="preserve">. </w:t>
       </w:r>
     </w:p>
     <w:p>
@@ -711,6 +762,7 @@
                 <w:szCs w:val="22"/>
               </w:rPr>
             </w:pPr>
+            <w:proofErr w:type="gramStart"/>
             <w:r>
               <w:rPr>
                 <w:rFonts w:ascii="Arial" w:hAnsi="Arial" w:cs="Arial"/>
@@ -719,7 +771,18 @@
                 <w:sz w:val="22"/>
                 <w:szCs w:val="22"/>
               </w:rPr>
-              <w:t>English-Spanish:</w:t>
+              <w:t>English-Spanish</w:t>
+            </w:r>
+            <w:proofErr w:type="gramEnd"/>
+            <w:r>
+              <w:rPr>
+                <w:rFonts w:ascii="Arial" w:hAnsi="Arial" w:cs="Arial"/>
+                <w:b/>
+                <w:bCs/>
+                <w:sz w:val="22"/>
+                <w:szCs w:val="22"/>
+              </w:rPr>
+              <w:t>:</w:t>
             </w:r>
           </w:p>
           <w:p>
@@ -1081,6 +1144,7 @@
               </w:rPr>
               <w:t xml:space="preserve">Receptive and Expressive Total (words understood and said): </w:t>
             </w:r>
+            <w:proofErr w:type="spellStart"/>
             <w:r>
               <w:rPr>
                 <w:rFonts w:ascii="Arial" w:hAnsi="Arial" w:cs="Arial" w:hint="eastAsia"/>
@@ -1095,6 +1159,7 @@
               </w:rPr>
               <w:t>number</w:t>
             </w:r>
+            <w:proofErr w:type="spellEnd"/>
             <w:r>
               <w:rPr>
                 <w:rFonts w:ascii="Arial" w:hAnsi="Arial" w:cs="Arial" w:hint="eastAsia"/>
@@ -1174,6 +1239,7 @@
               </w:rPr>
               <w:t xml:space="preserve">Receptive and Expressive Total (words understood and said): </w:t>
             </w:r>
+            <w:proofErr w:type="spellStart"/>
             <w:r>
               <w:rPr>
                 <w:rFonts w:ascii="Arial" w:hAnsi="Arial" w:cs="Arial" w:hint="eastAsia"/>
@@ -1188,6 +1254,7 @@
               </w:rPr>
               <w:t>number</w:t>
             </w:r>
+            <w:proofErr w:type="spellEnd"/>
             <w:r>
               <w:rPr>
                 <w:rFonts w:ascii="Arial" w:hAnsi="Arial" w:cs="Arial" w:hint="eastAsia"/>
@@ -1284,6 +1351,7 @@
               </w:rPr>
               <w:t xml:space="preserve">: </w:t>
             </w:r>
+            <w:proofErr w:type="spellStart"/>
             <w:r>
               <w:rPr>
                 <w:rFonts w:ascii="Arial" w:hAnsi="Arial" w:cs="Arial" w:hint="eastAsia"/>
@@ -1298,6 +1366,7 @@
               </w:rPr>
               <w:t>number</w:t>
             </w:r>
+            <w:proofErr w:type="spellEnd"/>
           </w:p>
           <w:p>
             <w:pPr>
@@ -1386,6 +1455,7 @@
               </w:rPr>
               <w:t xml:space="preserve"> vocabulary: </w:t>
             </w:r>
+            <w:proofErr w:type="spellStart"/>
             <w:r>
               <w:rPr>
                 <w:rFonts w:ascii="Arial" w:hAnsi="Arial" w:cs="Arial" w:hint="eastAsia"/>
@@ -1400,6 +1470,7 @@
               </w:rPr>
               <w:t>number</w:t>
             </w:r>
+            <w:proofErr w:type="spellEnd"/>
             <w:r>
               <w:rPr>
                 <w:rFonts w:ascii="Arial" w:hAnsi="Arial" w:cs="Arial"/>
@@ -1667,6 +1738,7 @@
         </w:rPr>
         <w:t xml:space="preserve">¡Gracias por participar en el programa </w:t>
       </w:r>
+      <w:proofErr w:type="gramStart"/>
       <w:r>
         <w:rPr>
           <w:rFonts w:cs="Times New Roman"/>
@@ -1674,10 +1746,12 @@
           <w:iCs/>
           <w:sz w:val="22"/>
           <w:szCs w:val="22"/>
+          <w:highlight w:val="yellow"/>
           <w:lang w:val="es-ES_tradnl"/>
         </w:rPr>
         <w:t>[ ]</w:t>
       </w:r>
+      <w:proofErr w:type="gramEnd"/>
       <w:r>
         <w:rPr>
           <w:rFonts w:cs="Times New Roman"/>
@@ -1714,7 +1788,127 @@
           <w:szCs w:val="22"/>
           <w:lang w:val="es-ES_tradnl"/>
         </w:rPr>
-        <w:t>Como parte del programa, usted completó las versiones en inglés y en español del cuestionario MacArthur-Bates Communicative Development Inventories Short Forms (MCDI-SFs). Estos son formularios breves que ayudan a evaluar el desarrollo temprano del lenguaje y vocabulario en niños y niñas entre los 8 y 30 meses de edad. Es importante tener en cuenta que este informe se completó como parte de los servicios de desarrollo que se le brindaron durante su participación en el programa Juega Conmigo y no debe utilizarse para diagnóstico clínico.</w:t>
+        <w:t xml:space="preserve">Como parte del programa, usted completó las versiones en inglés y en español del cuestionario MacArthur-Bates </w:t>
+      </w:r>
+      <w:proofErr w:type="spellStart"/>
+      <w:r>
+        <w:rPr>
+          <w:rFonts w:cs="Times New Roman"/>
+          <w:sz w:val="22"/>
+          <w:szCs w:val="22"/>
+          <w:lang w:val="es-ES_tradnl"/>
+        </w:rPr>
+        <w:t>Communicative</w:t>
+      </w:r>
+      <w:proofErr w:type="spellEnd"/>
+      <w:r>
+        <w:rPr>
+          <w:rFonts w:cs="Times New Roman"/>
+          <w:sz w:val="22"/>
+          <w:szCs w:val="22"/>
+          <w:lang w:val="es-ES_tradnl"/>
+        </w:rPr>
+        <w:t xml:space="preserve"> </w:t>
+      </w:r>
+      <w:proofErr w:type="spellStart"/>
+      <w:r>
+        <w:rPr>
+          <w:rFonts w:cs="Times New Roman"/>
+          <w:sz w:val="22"/>
+          <w:szCs w:val="22"/>
+          <w:lang w:val="es-ES_tradnl"/>
+        </w:rPr>
+        <w:t>Development</w:t>
+      </w:r>
+      <w:proofErr w:type="spellEnd"/>
+      <w:r>
+        <w:rPr>
+          <w:rFonts w:cs="Times New Roman"/>
+          <w:sz w:val="22"/>
+          <w:szCs w:val="22"/>
+          <w:lang w:val="es-ES_tradnl"/>
+        </w:rPr>
+        <w:t xml:space="preserve"> </w:t>
+      </w:r>
+      <w:proofErr w:type="spellStart"/>
+      <w:r>
+        <w:rPr>
+          <w:rFonts w:cs="Times New Roman"/>
+          <w:sz w:val="22"/>
+          <w:szCs w:val="22"/>
+          <w:lang w:val="es-ES_tradnl"/>
+        </w:rPr>
+        <w:t>Inventories</w:t>
+      </w:r>
+      <w:proofErr w:type="spellEnd"/>
+      <w:r>
+        <w:rPr>
+          <w:rFonts w:cs="Times New Roman"/>
+          <w:sz w:val="22"/>
+          <w:szCs w:val="22"/>
+          <w:lang w:val="es-ES_tradnl"/>
+        </w:rPr>
+        <w:t xml:space="preserve"> Short </w:t>
+      </w:r>
+      <w:proofErr w:type="spellStart"/>
+      <w:r>
+        <w:rPr>
+          <w:rFonts w:cs="Times New Roman"/>
+          <w:sz w:val="22"/>
+          <w:szCs w:val="22"/>
+          <w:lang w:val="es-ES_tradnl"/>
+        </w:rPr>
+        <w:t>Forms</w:t>
+      </w:r>
+      <w:proofErr w:type="spellEnd"/>
+      <w:r>
+        <w:rPr>
+          <w:rFonts w:cs="Times New Roman"/>
+          <w:sz w:val="22"/>
+          <w:szCs w:val="22"/>
+          <w:lang w:val="es-ES_tradnl"/>
+        </w:rPr>
+        <w:t xml:space="preserve"> (MCDI-</w:t>
+      </w:r>
+      <w:proofErr w:type="spellStart"/>
+      <w:r>
+        <w:rPr>
+          <w:rFonts w:cs="Times New Roman"/>
+          <w:sz w:val="22"/>
+          <w:szCs w:val="22"/>
+          <w:lang w:val="es-ES_tradnl"/>
+        </w:rPr>
+        <w:t>SFs</w:t>
+      </w:r>
+      <w:proofErr w:type="spellEnd"/>
+      <w:r>
+        <w:rPr>
+          <w:rFonts w:cs="Times New Roman"/>
+          <w:sz w:val="22"/>
+          <w:szCs w:val="22"/>
+          <w:lang w:val="es-ES_tradnl"/>
+        </w:rPr>
+        <w:t xml:space="preserve">). Estos son formularios breves que ayudan a evaluar el desarrollo temprano del lenguaje y vocabulario en </w:t>
+      </w:r>
+      <w:proofErr w:type="gramStart"/>
+      <w:r>
+        <w:rPr>
+          <w:rFonts w:cs="Times New Roman"/>
+          <w:sz w:val="22"/>
+          <w:szCs w:val="22"/>
+          <w:lang w:val="es-ES_tradnl"/>
+        </w:rPr>
+        <w:t>niños y niñas</w:t>
+      </w:r>
+      <w:proofErr w:type="gramEnd"/>
+      <w:r>
+        <w:rPr>
+          <w:rFonts w:cs="Times New Roman"/>
+          <w:sz w:val="22"/>
+          <w:szCs w:val="22"/>
+          <w:lang w:val="es-ES_tradnl"/>
+        </w:rPr>
+        <w:t xml:space="preserve"> entre los 8 y 30 meses de edad. Es importante tener en cuenta que este informe se completó como parte de los servicios de desarrollo que se le brindaron durante su participación en el programa Juega Conmigo y no debe utilizarse para diagnóstico clínico.</w:t>
       </w:r>
     </w:p>
     <w:p>
@@ -2464,6 +2658,7 @@
                 <w:lang w:val="es-ES_tradnl"/>
               </w:rPr>
             </w:pPr>
+            <w:proofErr w:type="spellStart"/>
             <w:r>
               <w:rPr>
                 <w:rFonts w:ascii="Arial" w:hAnsi="Arial" w:cs="Arial"/>
@@ -2475,6 +2670,7 @@
               </w:rPr>
               <w:t>Ingles</w:t>
             </w:r>
+            <w:proofErr w:type="spellEnd"/>
             <w:r>
               <w:rPr>
                 <w:rFonts w:ascii="Arial" w:hAnsi="Arial" w:cs="Arial"/>
@@ -2486,6 +2682,7 @@
               </w:rPr>
               <w:t>-</w:t>
             </w:r>
+            <w:proofErr w:type="gramStart"/>
             <w:r>
               <w:rPr>
                 <w:rFonts w:ascii="Arial" w:hAnsi="Arial" w:cs="Arial"/>
@@ -2497,6 +2694,7 @@
               </w:rPr>
               <w:t>Español</w:t>
             </w:r>
+            <w:proofErr w:type="gramEnd"/>
             <w:r>
               <w:rPr>
                 <w:rFonts w:ascii="Arial" w:hAnsi="Arial" w:cs="Arial"/>
@@ -2608,6 +2806,7 @@
               </w:rPr>
               <w:t xml:space="preserve">: </w:t>
             </w:r>
+            <w:proofErr w:type="spellStart"/>
             <w:r>
               <w:rPr>
                 <w:rFonts w:ascii="Arial" w:hAnsi="Arial" w:cs="Arial"/>
@@ -2616,6 +2815,7 @@
               </w:rPr>
               <w:t>xx</w:t>
             </w:r>
+            <w:proofErr w:type="spellEnd"/>
           </w:p>
         </w:tc>
         <w:tc>
@@ -2699,6 +2899,7 @@
               </w:rPr>
               <w:t xml:space="preserve"> </w:t>
             </w:r>
+            <w:proofErr w:type="spellStart"/>
             <w:r>
               <w:rPr>
                 <w:rFonts w:ascii="Arial" w:hAnsi="Arial" w:cs="Arial"/>
@@ -2707,6 +2908,7 @@
               </w:rPr>
               <w:t>xx</w:t>
             </w:r>
+            <w:proofErr w:type="spellEnd"/>
           </w:p>
         </w:tc>
         <w:tc>
@@ -2882,6 +3084,7 @@
               </w:rPr>
               <w:t xml:space="preserve">: </w:t>
             </w:r>
+            <w:proofErr w:type="spellStart"/>
             <w:r>
               <w:rPr>
                 <w:rFonts w:ascii="Arial" w:hAnsi="Arial" w:cs="Arial"/>
@@ -2890,6 +3093,7 @@
               </w:rPr>
               <w:t>xx</w:t>
             </w:r>
+            <w:proofErr w:type="spellEnd"/>
           </w:p>
         </w:tc>
       </w:tr>
@@ -2952,12 +3156,21 @@
                 <w:lang w:val="es-419"/>
               </w:rPr>
             </w:pPr>
-            <w:r>
-              <w:rPr>
-                <w:rFonts w:ascii="Arial" w:hAnsi="Arial" w:cs="Arial"/>
-                <w:lang w:val="es-ES_tradnl"/>
-              </w:rPr>
-              <w:t xml:space="preserve">Total </w:t>
+            <w:proofErr w:type="gramStart"/>
+            <w:r>
+              <w:rPr>
+                <w:rFonts w:ascii="Arial" w:hAnsi="Arial" w:cs="Arial"/>
+                <w:lang w:val="es-ES_tradnl"/>
+              </w:rPr>
+              <w:t>Total</w:t>
+            </w:r>
+            <w:proofErr w:type="gramEnd"/>
+            <w:r>
+              <w:rPr>
+                <w:rFonts w:ascii="Arial" w:hAnsi="Arial" w:cs="Arial"/>
+                <w:lang w:val="es-ES_tradnl"/>
+              </w:rPr>
+              <w:t xml:space="preserve"> </w:t>
             </w:r>
             <w:r>
               <w:rPr>
@@ -3008,6 +3221,7 @@
               </w:rPr>
               <w:t xml:space="preserve">): </w:t>
             </w:r>
+            <w:proofErr w:type="spellStart"/>
             <w:r>
               <w:rPr>
                 <w:rFonts w:ascii="Arial" w:hAnsi="Arial" w:cs="Arial" w:hint="eastAsia"/>
@@ -3024,6 +3238,7 @@
               </w:rPr>
               <w:t>number</w:t>
             </w:r>
+            <w:proofErr w:type="spellEnd"/>
             <w:r>
               <w:rPr>
                 <w:rFonts w:ascii="Arial" w:hAnsi="Arial" w:cs="Arial" w:hint="eastAsia"/>
@@ -3092,12 +3307,21 @@
                 <w:lang w:val="es-419"/>
               </w:rPr>
             </w:pPr>
-            <w:r>
-              <w:rPr>
-                <w:rFonts w:ascii="Arial" w:hAnsi="Arial" w:cs="Arial"/>
-                <w:lang w:val="es-ES_tradnl"/>
-              </w:rPr>
-              <w:t xml:space="preserve">Total </w:t>
+            <w:proofErr w:type="gramStart"/>
+            <w:r>
+              <w:rPr>
+                <w:rFonts w:ascii="Arial" w:hAnsi="Arial" w:cs="Arial"/>
+                <w:lang w:val="es-ES_tradnl"/>
+              </w:rPr>
+              <w:t>Total</w:t>
+            </w:r>
+            <w:proofErr w:type="gramEnd"/>
+            <w:r>
+              <w:rPr>
+                <w:rFonts w:ascii="Arial" w:hAnsi="Arial" w:cs="Arial"/>
+                <w:lang w:val="es-ES_tradnl"/>
+              </w:rPr>
+              <w:t xml:space="preserve"> </w:t>
             </w:r>
             <w:r>
               <w:rPr>
@@ -3148,6 +3372,7 @@
               </w:rPr>
               <w:t xml:space="preserve">): </w:t>
             </w:r>
+            <w:proofErr w:type="spellStart"/>
             <w:r>
               <w:rPr>
                 <w:rFonts w:ascii="Arial" w:hAnsi="Arial" w:cs="Arial" w:hint="eastAsia"/>
@@ -3164,6 +3389,7 @@
               </w:rPr>
               <w:t>number</w:t>
             </w:r>
+            <w:proofErr w:type="spellEnd"/>
             <w:r>
               <w:rPr>
                 <w:rFonts w:ascii="Arial" w:hAnsi="Arial" w:cs="Arial" w:hint="eastAsia"/>
@@ -3258,12 +3484,21 @@
                 <w:lang w:val="es-419"/>
               </w:rPr>
             </w:pPr>
-            <w:r>
-              <w:rPr>
-                <w:rFonts w:ascii="Arial" w:hAnsi="Arial" w:cs="Arial"/>
-                <w:lang w:val="es-ES_tradnl"/>
-              </w:rPr>
-              <w:t xml:space="preserve">Total </w:t>
+            <w:proofErr w:type="gramStart"/>
+            <w:r>
+              <w:rPr>
+                <w:rFonts w:ascii="Arial" w:hAnsi="Arial" w:cs="Arial"/>
+                <w:lang w:val="es-ES_tradnl"/>
+              </w:rPr>
+              <w:t>Total</w:t>
+            </w:r>
+            <w:proofErr w:type="gramEnd"/>
+            <w:r>
+              <w:rPr>
+                <w:rFonts w:ascii="Arial" w:hAnsi="Arial" w:cs="Arial"/>
+                <w:lang w:val="es-ES_tradnl"/>
+              </w:rPr>
+              <w:t xml:space="preserve"> </w:t>
             </w:r>
             <w:r>
               <w:rPr>
@@ -3314,6 +3549,7 @@
               </w:rPr>
               <w:t xml:space="preserve">): </w:t>
             </w:r>
+            <w:proofErr w:type="spellStart"/>
             <w:r>
               <w:rPr>
                 <w:rFonts w:ascii="Arial" w:hAnsi="Arial" w:cs="Arial" w:hint="eastAsia"/>
@@ -3330,6 +3566,7 @@
               </w:rPr>
               <w:t>number</w:t>
             </w:r>
+            <w:proofErr w:type="spellEnd"/>
           </w:p>
           <w:p>
             <w:pPr>
@@ -3419,6 +3656,7 @@
               </w:rPr>
               <w:t xml:space="preserve">vocabulario receptivo/expresivo combinado: </w:t>
             </w:r>
+            <w:proofErr w:type="spellStart"/>
             <w:r>
               <w:rPr>
                 <w:rFonts w:ascii="Arial" w:hAnsi="Arial" w:cs="Arial" w:hint="eastAsia"/>
@@ -3435,6 +3673,7 @@
               </w:rPr>
               <w:t>number</w:t>
             </w:r>
+            <w:proofErr w:type="spellEnd"/>
             <w:r>
               <w:rPr>
                 <w:rFonts w:ascii="Arial" w:hAnsi="Arial" w:cs="Arial"/>
